--- a/docs/manuscript/paper2/論文2_和文要旨_本文.docx
+++ b/docs/manuscript/paper2/論文2_和文要旨_本文.docx
@@ -75,7 +75,7 @@
           <w:rFonts w:ascii="游明朝" w:cs="游明朝" w:eastAsia="游明朝" w:hAnsi="游明朝"/>
           <w:color w:val="000000"/>
         </w:rPr>
-        <w:t xml:space="preserve">血管の真値が構成上既知である仮想被験者集団Pulse Wave Databaseを用いた。1次元血流モデルの出力であり、年齢6段階の各層で大動脈径、心拍数、駆出時間、平均血圧、脈波伝播速度、1回拍出量の6因子を3水準に振った4,374名からなる。判定規準は解析の実行前に凍結した。すなわち、年齢層内のSpearman順位相関が全6層で予測の符号を持ち、かつ絶対値の中央値が0.30以上であれば関連ありとした。陽性対照としてモデル出力の脈波到達時間と大動脈脈波伝播速度の関連を置き、これが通過しない限り他の行を読まないこととした。同一の指尖光電容積脈波に対し、2成分の分解法、特徴点法、および上行脚のみを用いる早期振幅比を適用した。陰性が実装、基底関数、公表された当てはめ条件のいずれに由来するかを、それぞれ確認する解析を事前に設計した。</w:t>
+        <w:t xml:space="preserve">血管の真値が構成上既知である仮想被験者集団Pulse Wave Databaseを用いた。1次元血流モデルの出力であり、年齢6段階の各層で大動脈径、心拍数、駆出時間、平均血圧、脈波伝播速度、1回拍出量の6因子を3水準に振った4,374名からなる。判定規準は解析の実行前に凍結した。すなわち、年齢層内のSpearman順位相関が全6層で予測の符号を持ち、かつ絶対値の中央値が0.30以上であれば関連ありとした。陽性対照としてモデル出力の脈波到達時間と大動脈脈波伝播速度の関連を置き、これが通過しない限り他の行を読まないこととした。同一の指尖光電容積脈波に対し、歪みガウス関数2成分による分解法、特徴点法、および上行脚のみを用いる早期振幅比を適用し、いずれも同じ前処理・同じ被験者・同じ判定規準の下で比較した。違うのは指標の取り出し方だけである。陰性が実装、基底関数、公表された当てはめ条件のいずれに由来するかを、それぞれ確認する解析を事前に設計した。</w:t>
       </w:r>
     </w:p>
     <w:p>
@@ -313,40 +313,95 @@
           <w:bCs/>
           <w:color w:val="000000"/>
         </w:rPr>
-        <w:t xml:space="preserve">指標　</w:t>
-      </w:r>
-      <w:r>
-        <w:rPr>
-          <w:rFonts w:ascii="游明朝" w:cs="游明朝" w:eastAsia="游明朝" w:hAnsi="游明朝"/>
-          <w:color w:val="000000"/>
-        </w:rPr>
-        <w:t xml:space="preserve">凍結版の分解法は、8点の初期値から非線形最小二乗で当てはめた2つの歪みガウス成分であり、母数が探索範囲の境界にある解、振幅が消失した解、および残差が10%以内で拮抗する別解のΔTが20%以上異なる解を棄却する収束検算を伴う。ΔT_PDAは当てはめた成分のピーク間隔、RI_PDAはその高さの比である。第2版は文献5編を全文で読んだうえで作り直したもので、前述の前処理5,6）、特徴点に重みを置いた重み付き最小二乗、および当てはめの採否をWangの規準8）に従わせる変更を加えた。すなわち、残差の小ささではなく、計測した特徴点の位置を再現したかで採否を決める（特徴点の時刻の絶対誤差の総和6 ms以下、振幅の誤差0.01以下）。基底は歪みガウスとガンマの2系統を併走させた。</w:t>
-      </w:r>
-    </w:p>
-    <w:p>
-      <w:pPr>
-        <w:spacing w:after="120" w:line="300"/>
-        <w:ind w:firstLine="210"/>
-      </w:pPr>
-      <w:r>
-        <w:rPr>
-          <w:rFonts w:ascii="游明朝" w:cs="游明朝" w:eastAsia="游明朝" w:hAnsi="游明朝"/>
-          <w:color w:val="000000"/>
-        </w:rPr>
-        <w:t xml:space="preserve">特徴点法では、収縮期ピーク、重複切痕、拡張期ピークを波形上で同定した。ΔT_lmは収縮期ピークから拡張期ピークまでの間隔、RI_lmはその高さの比、スティフネス指標は高さをΔT_lmで除したものである。切痕が無く下降脚に明瞭な傾きの変化がある型11）では、拡張期ピークの代わりに変曲点を用い、代用したことを記録した。</w:t>
-      </w:r>
-    </w:p>
-    <w:p>
-      <w:pPr>
-        <w:spacing w:after="120" w:line="300"/>
-        <w:ind w:firstLine="210"/>
-      </w:pPr>
-      <w:r>
-        <w:rPr>
-          <w:rFonts w:ascii="游明朝" w:cs="游明朝" w:eastAsia="游明朝" w:hAnsi="游明朝"/>
-          <w:color w:val="000000"/>
-        </w:rPr>
-        <w:t xml:space="preserve">早期振幅比は、2次微分の最初の谷をb、1次微分の最初の山の後の下降の直線部分に引いた接線の零交点をp1とし、y(t_b)をy(t_p1)で除したものである12）。上行脚のみを用い、拡張期ピークを必要としない。</w:t>
+        <w:t xml:space="preserve">分解法の指標　</w:t>
+      </w:r>
+      <w:r>
+        <w:rPr>
+          <w:rFonts w:ascii="游明朝" w:cs="游明朝" w:eastAsia="游明朝" w:hAnsi="游明朝"/>
+          <w:color w:val="000000"/>
+        </w:rPr>
+        <w:t xml:space="preserve">凍結版の分解法は、拍を歪みガウス関数2成分の和として表す。</w:t>
+      </w:r>
+    </w:p>
+    <w:p>
+      <w:pPr>
+        <w:spacing w:after="90" w:before="90" w:line="300"/>
+      </w:pPr>
+      <w:r>
+        <w:rPr>
+          <w:rFonts w:ascii="游明朝" w:cs="游明朝" w:eastAsia="游明朝" w:hAnsi="游明朝"/>
+          <w:color w:val="000000"/>
+        </w:rPr>
+        <w:t xml:space="preserve">　g(t; a, μ, σ, α) ＝ a・exp(−z²/2)・[1 ＋ erf(αz/√2)]、　z ＝ (t − μ)/σ　(1)</w:t>
+      </w:r>
+    </w:p>
+    <w:p>
+      <w:pPr>
+        <w:spacing w:after="90" w:before="90" w:line="300"/>
+      </w:pPr>
+      <w:r>
+        <w:rPr>
+          <w:rFonts w:ascii="游明朝" w:cs="游明朝" w:eastAsia="游明朝" w:hAnsi="游明朝"/>
+          <w:color w:val="000000"/>
+        </w:rPr>
+        <w:t xml:space="preserve">　ŷ(t) ＝ g(t; a₁, μ₁, σ₁, α₁) ＋ g(t; a₂, μ₁ ＋ Δμ, σ₂, α₂)　(2)</w:t>
+      </w:r>
+    </w:p>
+    <w:p>
+      <w:pPr>
+        <w:spacing w:after="120" w:line="300"/>
+        <w:ind w:firstLine="210"/>
+      </w:pPr>
+      <w:r>
+        <w:rPr>
+          <w:rFonts w:ascii="游明朝" w:cs="游明朝" w:eastAsia="游明朝" w:hAnsi="游明朝"/>
+          <w:color w:val="000000"/>
+        </w:rPr>
+        <w:t xml:space="preserve">第2成分の位置は第1成分からのオフセットΔμで持たせ、探索範囲を0.08〜0.60 sとした。母数8個を8点の初期値から信頼領域反射法による非線形最小二乗で当てはめ、残差二乗和が最小の解を採る。許容差を10⁻³として、次のいずれかに該当する解は収束検算により棄却する。すなわち、いずれかの母数が探索範囲の境界から10⁻³以内にある解（歪度の下限0は対称なガウス関数という正当な解であるため除く）、2成分のピーク高さの小さい方が正規化スケールで0.02未満の解、および残差二乗和が最良解の1.15倍以内でΔμが0.03 s以上離れた競合解のうち反射係数が0.08以上異なるものが存在する解である。歪度が0でないとき成分のピークはμに一致しないため、ピークの時刻と高さは当てはめ区間を4,000点に離散化して数値的に求めた。ΔT_PDAは2成分のピーク時刻の差、RI_PDAはピーク高さの比であり、後者は振幅母数の比a₂/a₁ではない。第2版は文献5編を全文で読んだうえで作り直したもので、前述の前処理5,6）、特徴点に重みを置いた重み付き最小二乗、および当てはめの採否をWangの規準8）に従わせる変更を加えた。すなわち、残差の小ささではなく、計測した特徴点の位置を再現したかで採否を決める（特徴点の時刻の絶対誤差の総和6 ms以下、振幅の誤差0.01以下）。基底は歪みガウスとガンマの2系統を併走させた。</w:t>
+      </w:r>
+    </w:p>
+    <w:p>
+      <w:pPr>
+        <w:spacing w:after="120" w:line="300"/>
+        <w:ind w:firstLine="210"/>
+      </w:pPr>
+      <w:r>
+        <w:rPr>
+          <w:rFonts w:ascii="游明朝" w:cs="游明朝" w:eastAsia="游明朝" w:hAnsi="游明朝"/>
+          <w:b/>
+          <w:bCs/>
+          <w:color w:val="000000"/>
+        </w:rPr>
+        <w:t xml:space="preserve">特徴点法の指標　</w:t>
+      </w:r>
+      <w:r>
+        <w:rPr>
+          <w:rFonts w:ascii="游明朝" w:cs="游明朝" w:eastAsia="游明朝" w:hAnsi="游明朝"/>
+          <w:color w:val="000000"/>
+        </w:rPr>
+        <w:t xml:space="preserve">収縮期ピーク、重複切痕、拡張期ピークを波形上で同定した。ΔT_lmは収縮期ピークから拡張期ピークまでの間隔、RI_lmはその高さの比、スティフネス指標は身長をΔT_lmで除したものである。切痕が無く下降脚に明瞭な傾きの変化がある型11）では、拡張期ピークの代わりに変曲点を用い、代用したことを記録した。</w:t>
+      </w:r>
+    </w:p>
+    <w:p>
+      <w:pPr>
+        <w:spacing w:after="120" w:line="300"/>
+        <w:ind w:firstLine="210"/>
+      </w:pPr>
+      <w:r>
+        <w:rPr>
+          <w:rFonts w:ascii="游明朝" w:cs="游明朝" w:eastAsia="游明朝" w:hAnsi="游明朝"/>
+          <w:b/>
+          <w:bCs/>
+          <w:color w:val="000000"/>
+        </w:rPr>
+        <w:t xml:space="preserve">早期振幅比　</w:t>
+      </w:r>
+      <w:r>
+        <w:rPr>
+          <w:rFonts w:ascii="游明朝" w:cs="游明朝" w:eastAsia="游明朝" w:hAnsi="游明朝"/>
+          <w:color w:val="000000"/>
+        </w:rPr>
+        <w:t xml:space="preserve">2次微分の最初の谷の時刻をt_b、1次微分の最初の山の後の下降の直線部分に引いた接線の零交点をt_p1として、Am_b/Am_p1 ＝ y(t_b)／y(t_p1) と定義した12）。t_p1は t_p1 ＝ t_b − y′(t_b)／y″(t_b) として求まる。上行脚のみを用い、重複切痕も拡張期ピークも必要としないため、当てはめを伴わない。</w:t>
       </w:r>
     </w:p>
     <w:p>

--- a/docs/manuscript/paper2/論文2_和文要旨_本文.docx
+++ b/docs/manuscript/paper2/論文2_和文要旨_本文.docx
@@ -214,7 +214,7 @@
           <w:rFonts w:ascii="游明朝" w:cs="游明朝" w:eastAsia="游明朝" w:hAnsi="游明朝"/>
           <w:color w:val="000000"/>
         </w:rPr>
-        <w:t xml:space="preserve">この二つを分けるには真値を知る必要がある。実測データにおいて、指が透過測定されている被験者の大動脈脈波伝播速度と末梢血管抵抗は得られない。検証済みの動脈網の数値モデルにおいては、それらは入力であるから既知である。Pulse Wave Database10）は4,374名の仮想被験者について指尖光電容積脈波とこれらの量を提供する。同データベースの原著は特徴点法由来の指標を大動脈脈波伝播速度と対比しているが、分解法由来の指標を対比した報告は我々の知る限り存在しない。</w:t>
+        <w:t xml:space="preserve">この二つを分けるには真値を知る必要がある。実測データにおいて、指が透過測定されている被験者の大動脈脈波伝播速度と末梢血管抵抗は得られない。検証済みの動脈網の数値モデルにおいては、いずれも正確に既知である。大動脈脈波伝播速度はモデルの入力そのものであり、末梢血管抵抗は入力（平均血圧・心拍数・1回拍出量）から一意に決まる派生量である。Pulse Wave Database10）は4,374名の仮想被験者について指尖光電容積脈波とこれらの量を提供する。同データベースの原著は特徴点法由来の指標を大動脈脈波伝播速度と対比しているが、分解法由来の指標を対比した報告は我々の知る限り存在しない。</w:t>
       </w:r>
     </w:p>
     <w:p>
@@ -263,7 +263,7 @@
           <w:rFonts w:ascii="游明朝" w:cs="游明朝" w:eastAsia="游明朝" w:hAnsi="游明朝"/>
           <w:color w:val="000000"/>
         </w:rPr>
-        <w:t xml:space="preserve">Pulse Wave Databaseは動脈網の1次元流体力学モデルの出力であり、Charltonらによって公表され公開されている10）。25歳から75歳までの6段階の年齢層に4,374名の仮想被験者を含む。各層において、大動脈径、心拍数、左室駆出時間、平均血圧、脈波伝播速度、1回拍出量の6因子が、基準値および年齢別分布の±1標準偏差の3水準で1因子ずつ振られている。各仮想被験者について、複数部位の圧、流速、内腔断面積と、指尖光電容積脈波、およびモデルの入力である大動脈脈波伝播速度と末梢血管抵抗が得られる。</w:t>
+        <w:t xml:space="preserve">Pulse Wave Databaseは動脈網の1次元流体力学モデルの出力であり、Charltonらによって公表され公開されている10）。25歳から75歳までの6段階の年齢層に4,374名の仮想被験者を含む。各層において、大動脈径、心拍数、左室駆出時間、平均血圧、脈波伝播速度、1回拍出量の6因子が、基準値および年齢別分布の±1標準偏差の3水準で**完全要因配置に**振られている（3⁶＝729名×6層＝4,374名）。各仮想被験者について、複数部位の圧、流速、内腔断面積と、指尖光電容積脈波、および大動脈脈波伝播速度と末梢血管抵抗が得られる。**前者はモデルの入力であり、後者は入力から決まる派生量である**（平均血圧≒末梢血管抵抗×心拍出量）。したがってRIと末梢血管抵抗の関連には、平均血圧・心拍数・1回拍出量の効果が混ざる。**混入の向きは因子によって逆になる。**平均血圧を上げると末梢血管抵抗は上がるがRIは下がり（1因子掃引で0.294→0.254→0.236）、この経路は関連を負に引く。心拍数を上げると心拍出量が増えて末梢血管抵抗は下がり、RIも下がる（主効果−40%）ため、この経路は正に引く。**したがって観測された関連を抵抗そのものに帰属できない。**切り分けは因子別の主効果で行う。</w:t>
       </w:r>
     </w:p>
     <w:p>

--- a/docs/manuscript/paper2/論文2_和文要旨_本文.docx
+++ b/docs/manuscript/paper2/論文2_和文要旨_本文.docx
@@ -502,7 +502,7 @@
           <w:rFonts w:ascii="游明朝" w:cs="游明朝" w:eastAsia="游明朝" w:hAnsi="游明朝"/>
           <w:color w:val="000000"/>
         </w:rPr>
-        <w:t xml:space="preserve">Python〔版を記入〕、NumPy、SciPy、pandasを用いた。解析コード、事前に固定した判定規準の文書、および結果の表は〔Zenodo DOI〕に登録する。分解モジュールの版識別子を出力の各行に記録した。</w:t>
+        <w:t xml:space="preserve">Python〔版を記入〕、NumPy、SciPy、pandasを用いた。解析コード、事前に固定した判定規準の文書、および結果の表はgithub.com/nobumitsu-3141/ppg-pda-analysisにあり、Zenodoに登録してある（doi:10.5281/zenodo.22676039、v1.0.0）。分解モジュールの版識別子を出力の各行に記録した。</w:t>
       </w:r>
     </w:p>
     <w:p>

--- a/docs/manuscript/paper2/論文2_和文要旨_本文.docx
+++ b/docs/manuscript/paper2/論文2_和文要旨_本文.docx
@@ -162,33 +162,33 @@
           <w:rFonts w:ascii="游明朝" w:cs="游明朝" w:eastAsia="游明朝" w:hAnsi="游明朝"/>
           <w:color w:val="000000"/>
         </w:rPr>
-        <w:t xml:space="preserve">指尖の光電容積脈波は麻酔中のほぼ全例で連続記録されており、その形は血管の状態とともに変化する。ここから血管指標を作る方法は二系統ある。特徴点法は収縮期ピーク、重複切痕、拡張期ピークを波形上で直接さがし、収縮期ピークと拡張期ピークの間隔ΔTと、その高さの比である反射係数RIを作る。分解法は一拍を成分波の和として当てはめ、当てはめた成分の位置と高さから同じ量を作る1,2）。</w:t>
-      </w:r>
-    </w:p>
-    <w:p>
-      <w:pPr>
-        <w:spacing w:after="120" w:line="300"/>
-        <w:ind w:firstLine="210"/>
-      </w:pPr>
-      <w:r>
-        <w:rPr>
-          <w:rFonts w:ascii="游明朝" w:cs="游明朝" w:eastAsia="游明朝" w:hAnsi="游明朝"/>
-          <w:color w:val="000000"/>
-        </w:rPr>
-        <w:t xml:space="preserve">分解法が提起されたのは特定の問題に対してである。動脈硬化が進むと重複切痕は平坦化し、やがて消失する。したがって特徴点法は、スティフネス指標が最も必要とされる被験者においてこそ破綻する。分解法はモデルの側から第2成分の位置を与えるため、波形上に何も見えない拍でも値を返す3,4）。この利点は実在し、繰り返し示されてきた。</w:t>
-      </w:r>
-    </w:p>
-    <w:p>
-      <w:pPr>
-        <w:spacing w:after="120" w:line="300"/>
-        <w:ind w:firstLine="210"/>
-      </w:pPr>
-      <w:r>
-        <w:rPr>
-          <w:rFonts w:ascii="游明朝" w:cs="游明朝" w:eastAsia="游明朝" w:hAnsi="游明朝"/>
-          <w:color w:val="000000"/>
-        </w:rPr>
-        <w:t xml:space="preserve">しかし示されてきたことと妥当であることは同じではない。分解法の文献が評価してきたのは、当てはまりの良さ（4種の基底関数と6通りの成分数にわたる補正赤池情報量規準5）、残差平方和と初期値への鈍感さ6））、雑音と体動への頑健性（19種のアルゴリズムにわたる再構成波形の2次微分の正規化平方根平均二乗誤差7））、および当てはめが計測した特徴点の位置を再現するか8）である。最後のものにおいては特徴点の側が基準であって、分解の側ではない。分解由来の指標が生理学的な参照と比べられた場合も、比較は広い年齢幅をまたいだ小標本でのプール解析であった3,9）。</w:t>
+        <w:t xml:space="preserve">指尖の光電容積脈波は麻酔中のほぼ全例で連続記録されており、その形は血管の状態とともに変化する。ここから血管指標を作る方法は二系統ある。特徴点法は収縮期ピーク、重複切痕、拡張期ピークを波形上で直接さがし、収縮期ピークと拡張期ピークの間隔ΔTと、その高さの比である反射係数RIを作る。分解法は一拍を成分波の和として当てはめ、当てはめた成分の位置と高さから同じ量を作る。</w:t>
+      </w:r>
+    </w:p>
+    <w:p>
+      <w:pPr>
+        <w:spacing w:after="120" w:line="300"/>
+        <w:ind w:firstLine="210"/>
+      </w:pPr>
+      <w:r>
+        <w:rPr>
+          <w:rFonts w:ascii="游明朝" w:cs="游明朝" w:eastAsia="游明朝" w:hAnsi="游明朝"/>
+          <w:color w:val="000000"/>
+        </w:rPr>
+        <w:t xml:space="preserve">分解法が提起されたのは特定の問題に対してである。動脈硬化が進むと重複切痕は平坦化し、やがて消失する。したがって特徴点法は、スティフネス指標が最も必要とされる被験者においてこそ破綻する。分解法はモデルの側から第2成分の位置を与えるため、波形上に何も見えない拍でも値を返す。この利点は実在し、繰り返し示されてきた1,2,3）。</w:t>
+      </w:r>
+    </w:p>
+    <w:p>
+      <w:pPr>
+        <w:spacing w:after="120" w:line="300"/>
+        <w:ind w:firstLine="210"/>
+      </w:pPr>
+      <w:r>
+        <w:rPr>
+          <w:rFonts w:ascii="游明朝" w:cs="游明朝" w:eastAsia="游明朝" w:hAnsi="游明朝"/>
+          <w:color w:val="000000"/>
+        </w:rPr>
+        <w:t xml:space="preserve">しかし示されてきたことと妥当であることは同じではない。分解法の文献が評価してきたのは、当てはまりの良さ（4種の基底関数と6通りの成分数にわたる補正赤池情報量規準4）、残差平方和と初期値への鈍感さ5））、雑音と体動への頑健性（19種のアルゴリズムにわたる再構成波形の2次微分の正規化平方根平均二乗誤差6））、および当てはめが計測した特徴点の位置を再現するか7）である。最後のものにおいては特徴点の側が基準であって、分解の側ではない。分解由来の指標が生理学的な参照と比べられた場合も、比較は広い年齢幅をまたいだ小標本でのプール解析であった1,3）。</w:t>
       </w:r>
     </w:p>
     <w:p>
@@ -214,7 +214,7 @@
           <w:rFonts w:ascii="游明朝" w:cs="游明朝" w:eastAsia="游明朝" w:hAnsi="游明朝"/>
           <w:color w:val="000000"/>
         </w:rPr>
-        <w:t xml:space="preserve">この二つを分けるには真値を知る必要がある。実測データにおいて、指が透過測定されている被験者の大動脈脈波伝播速度と末梢血管抵抗は得られない。検証済みの動脈網の数値モデルにおいては、いずれも正確に既知である。大動脈脈波伝播速度はモデルの入力そのものであり、末梢血管抵抗は入力（平均血圧・心拍数・1回拍出量）から一意に決まる派生量である。Pulse Wave Database10）は4,374名の仮想被験者について指尖光電容積脈波とこれらの量を提供する。同データベースの原著は特徴点法由来の指標を大動脈脈波伝播速度と対比しているが、分解法由来の指標を対比した報告は我々の知る限り存在しない。</w:t>
+        <w:t xml:space="preserve">この二つを分けるには真値を知る必要がある。実測データにおいて、指が透過測定されている被験者の大動脈脈波伝播速度と末梢血管抵抗は得られない。検証済みの動脈網の数値モデルにおいては、いずれも正確に既知である。大動脈脈波伝播速度はモデルの入力そのものであり、末梢血管抵抗は入力（平均血圧・心拍数・1回拍出量）から一意に決まる派生量である。Pulse Wave Database8）は4,374名の仮想被験者について指尖光電容積脈波とこれらの量を提供する。同データベースの原著は特徴点法由来の指標を大動脈脈波伝播速度と対比しているが、分解法由来の指標を対比した報告は我々の知る限り存在しない。</w:t>
       </w:r>
     </w:p>
     <w:p>
@@ -263,7 +263,7 @@
           <w:rFonts w:ascii="游明朝" w:cs="游明朝" w:eastAsia="游明朝" w:hAnsi="游明朝"/>
           <w:color w:val="000000"/>
         </w:rPr>
-        <w:t xml:space="preserve">Pulse Wave Databaseは動脈網の1次元流体力学モデルの出力であり、Charltonらによって公表され公開されている10）。25歳から75歳までの6段階の年齢層に4,374名の仮想被験者を含む。各層において、大動脈径、心拍数、左室駆出時間、平均血圧、脈波伝播速度、1回拍出量の6因子が、基準値および年齢別分布の±1標準偏差の3水準で**完全要因配置に**振られている（3⁶＝729名×6層＝4,374名）。各仮想被験者について、複数部位の圧、流速、内腔断面積と、指尖光電容積脈波、および大動脈脈波伝播速度と末梢血管抵抗が得られる。**前者はモデルの入力であり、後者は入力から決まる派生量である**（平均血圧≒末梢血管抵抗×心拍出量）。したがってRIと末梢血管抵抗の関連には、平均血圧・心拍数・1回拍出量の効果が混ざる。**混入の向きは因子によって逆になる。**平均血圧を上げると末梢血管抵抗は上がるがRIは下がり（1因子掃引で0.294→0.254→0.236）、この経路は関連を負に引く。心拍数を上げると心拍出量が増えて末梢血管抵抗は下がり、RIも下がる（主効果−40%）ため、この経路は正に引く。**したがって観測された関連を抵抗そのものに帰属できない。**切り分けは因子別の主効果で行う。</w:t>
+        <w:t xml:space="preserve">Pulse Wave Databaseは動脈網の1次元流体力学モデルの出力であり、Charltonらによって公表され公開されている8）。25歳から75歳までの6段階の年齢層に4,374名の仮想被験者を含む。各層において、大動脈径、心拍数、左室駆出時間、平均血圧、脈波伝播速度、1回拍出量の6因子が、基準値および年齢別分布の±1標準偏差の3水準で**完全要因配置に**振られている（3⁶＝729名×6層＝4,374名）。各仮想被験者について、複数部位の圧、流速、内腔断面積と、指尖光電容積脈波、および大動脈脈波伝播速度と末梢血管抵抗が得られる。**前者はモデルの入力であり、後者は入力から決まる派生量である**（平均血圧≒末梢血管抵抗×心拍出量）。したがってRIと末梢血管抵抗の関連には、平均血圧・心拍数・1回拍出量の効果が混ざる。**混入の向きは因子によって逆になる。**平均血圧を上げると末梢血管抵抗は上がるがRIは下がり（1因子掃引で0.294→0.254→0.236）、この経路は関連を負に引く。心拍数を上げると心拍出量が増えて末梢血管抵抗は下がり、RIも下がる（主効果−40%）ため、この経路は正に引く。**したがって観測された関連を抵抗そのものに帰属できない。**切り分けは因子別の主効果で行う。</w:t>
       </w:r>
     </w:p>
     <w:p>
@@ -298,7 +298,7 @@
           <w:rFonts w:ascii="游明朝" w:cs="游明朝" w:eastAsia="游明朝" w:hAnsi="游明朝"/>
           <w:color w:val="000000"/>
         </w:rPr>
-        <w:t xml:space="preserve">指尖光電容積脈波を元の標本化周波数500 Hzのまま、仮想被験者あたり1拍用いた。前処理はすべての指標系で同一とし、4次の零位相Butterworth低域通過フィルタ、拍の両足を結ぶ直線の除去（足は拍の外側8%の範囲の最小値とした6））、および振幅の正規化を行った。本研究で比べる指標はいずれも比または時間間隔であるため、振幅の正規化は約分される。</w:t>
+        <w:t xml:space="preserve">指尖光電容積脈波を元の標本化周波数500 Hzのまま、仮想被験者あたり1拍用いた。前処理はすべての指標系で同一とし、4次の零位相Butterworth低域通過フィルタ、拍の両足を結ぶ直線の除去（足は拍の外側8%の範囲の最小値とした5））、および振幅の正規化を行った。本研究で比べる指標はいずれも比または時間間隔であるため、振幅の正規化は約分される。</w:t>
       </w:r>
     </w:p>
     <w:p>
@@ -357,7 +357,7 @@
           <w:rFonts w:ascii="游明朝" w:cs="游明朝" w:eastAsia="游明朝" w:hAnsi="游明朝"/>
           <w:color w:val="000000"/>
         </w:rPr>
-        <w:t xml:space="preserve">第2成分の位置は第1成分からのオフセットΔμで持たせ、探索範囲を0.08〜0.60 sとした。母数8個を8点の初期値から信頼領域反射法による非線形最小二乗で当てはめ、残差二乗和が最小の解を採る。許容差を10⁻³として、次のいずれかに該当する解は収束検算により棄却する。すなわち、いずれかの母数が探索範囲の境界から10⁻³以内にある解（歪度の下限0は対称なガウス関数という正当な解であるため除く）、2成分のピーク高さの小さい方が正規化スケールで0.02未満の解、および残差二乗和が最良解の1.15倍以内でΔμが0.03 s以上離れた競合解のうち反射係数が0.08以上異なるものが存在する解である。歪度が0でないとき成分のピークはμに一致しないため、ピークの時刻と高さは当てはめ区間を4,000点に離散化して数値的に求めた。ΔT_PDAは2成分のピーク時刻の差、RI_PDAはピーク高さの比であり、後者は振幅母数の比a₂/a₁ではない。第2版は文献5編を全文で読んだうえで作り直したもので、前述の前処理5,6）、特徴点に重みを置いた重み付き最小二乗、および当てはめの採否をWangの規準8）に従わせる変更を加えた。すなわち、残差の小ささではなく、計測した特徴点の位置を再現したかで採否を決める（特徴点の時刻の絶対誤差の総和6 ms以下、振幅の誤差0.01以下）。基底は歪みガウスとガンマの2系統を併走させた。</w:t>
+        <w:t xml:space="preserve">第2成分の位置は第1成分からのオフセットΔμで持たせ、探索範囲を0.08〜0.60 sとした。母数8個を8点の初期値から信頼領域反射法による非線形最小二乗で当てはめ、残差二乗和が最小の解を採る。許容差を10⁻³として、次のいずれかに該当する解は収束検算により棄却する。すなわち、いずれかの母数が探索範囲の境界から10⁻³以内にある解（歪度の下限0は対称なガウス関数という正当な解であるため除く）、2成分のピーク高さの小さい方が正規化スケールで0.02未満の解、および残差二乗和が最良解の1.15倍以内でΔμが0.03 s以上離れた競合解のうち反射係数が0.08以上異なるものが存在する解である。歪度が0でないとき成分のピークはμに一致しないため、ピークの時刻と高さは当てはめ区間を4,000点に離散化して数値的に求めた。ΔT_PDAは2成分のピーク時刻の差、RI_PDAはピーク高さの比であり、後者は振幅母数の比a₂/a₁ではない。第2版は文献5編を全文で読んだうえで作り直したもので、前述の前処理4,5）、特徴点に重みを置いた重み付き最小二乗、および当てはめの採否をWangの規準7）に従わせる変更を加えた。すなわち、残差の小ささではなく、計測した特徴点の位置を再現したかで採否を決める（特徴点の時刻の絶対誤差の総和6 ms以下、振幅の誤差0.01以下）。基底は歪みガウスとガンマの2系統を併走させた。</w:t>
       </w:r>
     </w:p>
     <w:p>
@@ -379,7 +379,7 @@
           <w:rFonts w:ascii="游明朝" w:cs="游明朝" w:eastAsia="游明朝" w:hAnsi="游明朝"/>
           <w:color w:val="000000"/>
         </w:rPr>
-        <w:t xml:space="preserve">収縮期ピーク、重複切痕、拡張期ピークを波形上で同定した。ΔT_lmは収縮期ピークから拡張期ピークまでの間隔、RI_lmはその高さの比、スティフネス指標は身長をΔT_lmで除したものである。切痕が無く下降脚に明瞭な傾きの変化がある型11）では、拡張期ピークの代わりに変曲点を用い、代用したことを記録した。</w:t>
+        <w:t xml:space="preserve">収縮期ピーク、重複切痕、拡張期ピークを波形上で同定した。ΔT_lmは収縮期ピークから拡張期ピークまでの間隔、RI_lmはその高さの比、スティフネス指標は身長をΔT_lmで除したものである。切痕が無く下降脚に明瞭な傾きの変化がある型9）では、拡張期ピークの代わりに変曲点を用い、代用したことを記録した。</w:t>
       </w:r>
     </w:p>
     <w:p>
@@ -401,20 +401,20 @@
           <w:rFonts w:ascii="游明朝" w:cs="游明朝" w:eastAsia="游明朝" w:hAnsi="游明朝"/>
           <w:color w:val="000000"/>
         </w:rPr>
-        <w:t xml:space="preserve">2次微分の最初の谷の時刻をt_b、1次微分の最初の山の後の下降の直線部分に引いた接線の零交点をt_p1として、Am_b/Am_p1 ＝ y(t_b)／y(t_p1) と定義した12）。t_p1は t_p1 ＝ t_b − y′(t_b)／y″(t_b) として求まる。上行脚のみを用い、重複切痕も拡張期ピークも必要としないため、当てはめを伴わない。</w:t>
-      </w:r>
-    </w:p>
-    <w:p>
-      <w:pPr>
-        <w:spacing w:after="120" w:line="300"/>
-        <w:ind w:firstLine="210"/>
-      </w:pPr>
-      <w:r>
-        <w:rPr>
-          <w:rFonts w:ascii="游明朝" w:cs="游明朝" w:eastAsia="游明朝" w:hAnsi="游明朝"/>
-          <w:color w:val="000000"/>
-        </w:rPr>
-        <w:t xml:space="preserve">なお本稿では第2成分を反射波とは呼ばない。指尖におけるこの同定には疑義が呈されており13,12）、本研究の内容はこの同定に依存しないためである。</w:t>
+        <w:t xml:space="preserve">2次微分の最初の谷の時刻をt_b、1次微分の最初の山の後の下降の直線部分に引いた接線の零交点をt_p1として、Am_b/Am_p1 ＝ y(t_b)／y(t_p1) と定義した10）。t_p1は t_p1 ＝ t_b − y′(t_b)／y″(t_b) として求まる。上行脚のみを用い、重複切痕も拡張期ピークも必要としないため、当てはめを伴わない。</w:t>
+      </w:r>
+    </w:p>
+    <w:p>
+      <w:pPr>
+        <w:spacing w:after="120" w:line="300"/>
+        <w:ind w:firstLine="210"/>
+      </w:pPr>
+      <w:r>
+        <w:rPr>
+          <w:rFonts w:ascii="游明朝" w:cs="游明朝" w:eastAsia="游明朝" w:hAnsi="游明朝"/>
+          <w:color w:val="000000"/>
+        </w:rPr>
+        <w:t xml:space="preserve">なお本稿では第2成分を反射波とは呼ばない。指尖におけるこの同定には疑義が呈されており11,10）、本研究の内容はこの同定に依存しないためである。</w:t>
       </w:r>
     </w:p>
     <w:p>
@@ -458,7 +458,7 @@
           <w:rFonts w:ascii="游明朝" w:cs="游明朝" w:eastAsia="游明朝" w:hAnsi="游明朝"/>
           <w:color w:val="000000"/>
         </w:rPr>
-        <w:t xml:space="preserve">陰性の代替説明に対応する3つの確認を、それぞれ実行前に設計した。第一に実装については、前述の第2版を同一の被験者に適用した。第二に基底関数については、ガウス、歪みガウス、ガンマの3種と成分数2から5の4通りを組み合わせた12条件を実行し、当てはめの正規化平方根平均二乗誤差を真値との相関と併せて記録した。第三に公表された条件については、文献6編3,5,6,8,7,9）の初期値、境界、制約、目的関数、再標本化を全文から書き起こし、系統的に選んだ624名にそのまま適用した。環境の制約でやむを得ず生じた逸脱はすべて逸脱表に列挙した。</w:t>
+        <w:t xml:space="preserve">陰性の代替説明に対応する3つの確認を、それぞれ実行前に設計した。第一に実装については、前述の第2版を同一の被験者に適用した。第二に基底関数については、ガウス、歪みガウス、ガンマの3種と成分数2から5の4通りを組み合わせた12条件を実行し、当てはめの正規化平方根平均二乗誤差を真値との相関と併せて記録した。第三に公表された条件については、文献6編1,4,5,7,6,3）の初期値、境界、制約、目的関数、再標本化を全文から書き起こし、系統的に選んだ624名にそのまま適用した。環境の制約でやむを得ず生じた逸脱はすべて逸脱表に列挙した。</w:t>
       </w:r>
     </w:p>
     <w:p>
@@ -480,7 +480,7 @@
           <w:rFonts w:ascii="游明朝" w:cs="游明朝" w:eastAsia="游明朝" w:hAnsi="游明朝"/>
           <w:color w:val="000000"/>
         </w:rPr>
-        <w:t xml:space="preserve">各因子の年齢層内の主効果を、+1標準偏差と−1標準偏差の平均の差を層平均で除して求めた。1因子掃引では、他の因子を基準値に置いたときの各指標の層中央値を3水準について示した。波形は重複切痕の見え方で分類した11）。</w:t>
+        <w:t xml:space="preserve">各因子の年齢層内の主効果を、+1標準偏差と−1標準偏差の平均の差を層平均で除して求めた。1因子掃引では、他の因子を基準値に置いたときの各指標の層中央値を3水準について示した。波形は重複切痕の見え方で分類した9）。</w:t>
       </w:r>
     </w:p>
     <w:p>
@@ -608,7 +608,7 @@
           <w:rFonts w:ascii="游明朝" w:cs="游明朝" w:eastAsia="游明朝" w:hAnsi="游明朝"/>
           <w:color w:val="000000"/>
         </w:rPr>
-        <w:t xml:space="preserve">文献5編の前処理、重み付け、採否規準を取り込んだ第2版は0.167であり、判定規準の分解能において凍結版と同じであった。基底と成分数の12条件を比べる解析は確認的な判定の後に回した探索であり、対象は120名から得た切痕のある98拍、層は8拍以上の4層である。したがって値の幅は確認的解析より広い。最良でも0.56にとどまり、同一被験者における特徴点法の0.710に及ばなかった。ここで四つの所見が現れた。第一に、歪みガウス系の失敗は歪みの符号によるものではない。左歪みを許したBassoの条件6）は、2成分では凍結版と完全に同じ、3成分でもほぼ同じであり、最適解が左歪みを選ばない。第二に、歪みを外した素朴な2ガウスが0.54で最もよく追う一方、当てはまりは最も悪い（正規化平方根平均二乗誤差4.9%、Wangの規準の通過率0%、母数が境界にある拍は4%）。歪みという自由度は当てはまりを0.049から0.021へ改善する一方で、成分のピークを特徴点から切り離す。第三に、成分を増やすと当てはまりは上がり真値への追従は下がる（ガンマ基底で3成分から4成分にすると正規化平方根平均二乗誤差は0.0071から0.0051へ低下し、絶対値の相関は0.56から0.35へ低下する。ガウス基底では2成分から4成分で0.54から0.28へ低下する）。当てはめの採択率を上げる方向と脈波伝播速度を追う方向は逆である。第四に、いずれの基底も特徴点法に届かない。成分のピークが特徴点そのものに近いほど追従がよいという構造であり、特徴点を直接測るほうがよい。また、測っている量が基底に依存し、同一の波形から測ったΔTの中央値は基底によって264 msから640 msまで動いた。公表された6編の条件を624名にそのまま適用した場合、いずれも同一部分集合における特徴点法の0.705に達せず、最良はTiggesが推奨するガンマ3成分の0.578であった。RIについてのみ、Couceiroの定義するR1_dが0.585で特徴点法の0.501を上回った。事前に定めた規準の下でこの行は判定に採らない。この結果の意味は考察で述べる。</w:t>
+        <w:t xml:space="preserve">文献5編の前処理、重み付け、採否規準を取り込んだ第2版は0.167であり、判定規準の分解能において凍結版と同じであった。基底と成分数の12条件を比べる解析は確認的な判定の後に回した探索であり、対象は120名から得た切痕のある98拍、層は8拍以上の4層である。したがって値の幅は確認的解析より広い。最良でも0.56にとどまり、同一被験者における特徴点法の0.710に及ばなかった。ここで四つの所見が現れた。第一に、歪みガウス系の失敗は歪みの符号によるものではない。左歪みを許したBassoの条件5）は、2成分では凍結版と完全に同じ、3成分でもほぼ同じであり、最適解が左歪みを選ばない。第二に、歪みを外した素朴な2ガウスが0.54で最もよく追う一方、当てはまりは最も悪い（正規化平方根平均二乗誤差4.9%、Wangの規準の通過率0%、母数が境界にある拍は4%）。歪みという自由度は当てはまりを0.049から0.021へ改善する一方で、成分のピークを特徴点から切り離す。第三に、成分を増やすと当てはまりは上がり真値への追従は下がる（ガンマ基底で3成分から4成分にすると正規化平方根平均二乗誤差は0.0071から0.0051へ低下し、絶対値の相関は0.56から0.35へ低下する。ガウス基底では2成分から4成分で0.54から0.28へ低下する）。当てはめの採択率を上げる方向と脈波伝播速度を追う方向は逆である。第四に、いずれの基底も特徴点法に届かない。成分のピークが特徴点そのものに近いほど追従がよいという構造であり、特徴点を直接測るほうがよい。また、測っている量が基底に依存し、同一の波形から測ったΔTの中央値は基底によって264 msから640 msまで動いた。公表された6編の条件を624名にそのまま適用した場合、いずれも同一部分集合における特徴点法の0.705に達せず、最良はTiggesが推奨するガンマ3成分の0.578であった。RIについてのみ、Couceiroの定義するR1_dが0.585で特徴点法の0.501を上回った。事前に定めた規準の下でこの行は判定に採らない。この結果の意味は考察で述べる。</w:t>
       </w:r>
     </w:p>
     <w:p>
@@ -652,7 +652,7 @@
           <w:rFonts w:ascii="游明朝" w:cs="游明朝" w:eastAsia="游明朝" w:hAnsi="游明朝"/>
           <w:color w:val="000000"/>
         </w:rPr>
-        <w:t xml:space="preserve">1因子掃引において、単調でないのは脈波伝播速度の行のみである。他の因子を基準値に置いたとき、分解法のΔTは−1標準偏差、基準、+1標準偏差で332.3、352.8、251.2 msであり、−1標準偏差の側は予測と逆向きに動く。RIは0.325、0.254、0.647とU字を描く。心拍数の行と大動脈径の行は単調である。これにより、主効果が最大でありながら順位相関が小さいという食い違いが説明される。すなわちΔTでは主効果−17.0%に対し相関−0.26、RIでは+33.7%に対し−0.17である。順位相関は単調性を仮定するため、転換点をまたぐ範囲では原理的に成立しえない。当てはめた拍を確認すると、反射が収縮期に食い込むとき第2成分は拡張期の波ではなく収縮後期の波を捉えており、成分と物理的事象の対応が入れ替わっている。これはEpsteinが指摘した、当てはめた成分が物理的な波に対応する保証はないという注意13）の具体的な形であり、雑音のない理想波形において生じている。</w:t>
+        <w:t xml:space="preserve">1因子掃引において、単調でないのは脈波伝播速度の行のみである。他の因子を基準値に置いたとき、分解法のΔTは−1標準偏差、基準、+1標準偏差で332.3、352.8、251.2 msであり、−1標準偏差の側は予測と逆向きに動く。RIは0.325、0.254、0.647とU字を描く。心拍数の行と大動脈径の行は単調である。これにより、主効果が最大でありながら順位相関が小さいという食い違いが説明される。すなわちΔTでは主効果−17.0%に対し相関−0.26、RIでは+33.7%に対し−0.17である。順位相関は単調性を仮定するため、転換点をまたぐ範囲では原理的に成立しえない。当てはめた拍を確認すると、反射が収縮期に食い込むとき第2成分は拡張期の波ではなく収縮後期の波を捉えており、成分と物理的事象の対応が入れ替わっている。これはEpsteinが指摘した、当てはめた成分が物理的な波に対応する保証はないという注意11）の具体的な形であり、雑音のない理想波形において生じている。</w:t>
       </w:r>
     </w:p>
     <w:p>
@@ -723,7 +723,7 @@
           <w:rFonts w:ascii="游明朝" w:cs="游明朝" w:eastAsia="游明朝" w:hAnsi="游明朝"/>
           <w:color w:val="000000"/>
         </w:rPr>
-        <w:t xml:space="preserve">本結果が示していないことが二つある。第一に、分解法が誤っているとは示していない。分解由来と特徴点由来のΔTおよびRIは構造的に異なる量である。計測される第2ピークの高さは前進波の裾を含むため、RI_PDAは系統的に小さく、ΔT_PDAは系統的に大きくなることをGoswamiが導出し観測している3）。本研究が示したのは、この二つの異なる量のうち、この集団で真値を追ったのは後者のみであるということである。第二に、分解由来の指標が情報を持たないとも示していない。脈波伝播速度に対する明瞭な主効果がある。欠けているのは特異性である。</w:t>
+        <w:t xml:space="preserve">本結果が示していないことが二つある。第一に、分解法が誤っているとは示していない。分解由来と特徴点由来のΔTおよびRIは構造的に異なる量である。計測される第2ピークの高さは前進波の裾を含むため、RI_PDAは系統的に小さく、ΔT_PDAは系統的に大きくなることをGoswamiが導出し観測している1）。本研究が示したのは、この二つの異なる量のうち、この集団で真値を追ったのは後者のみであるということである。第二に、分解由来の指標が情報を持たないとも示していない。脈波伝播速度に対する明瞭な主効果がある。欠けているのは特異性である。</w:t>
       </w:r>
     </w:p>
     <w:p>
@@ -793,7 +793,7 @@
           <w:rFonts w:ascii="游明朝" w:cs="游明朝" w:eastAsia="游明朝" w:hAnsi="游明朝"/>
           <w:color w:val="000000"/>
         </w:rPr>
-        <w:t xml:space="preserve">我々の観測と整合する機構は5つあり、排他的ではなく、寄与を分離してはいない。第一に同定不能である。ガンマ経路で採択された拍の87.4%において母数が探索範囲の境界にあり、範囲を広げてもこの割合は89から99%で変わらない。したがってこの張り付きは範囲が解を決めていることではなく、この族の母数がこれらの拍で同定されていないことを示す。成分を増やすと残差と相関がともに低下し、同一の波形から得られるΔTが基底によって264 msから640 msまで動く。問題が同定不能であるとき、当てはめが返すものはデータと同じだけ探索の設計によって決まる。第二に応答が単調でないことであり、これだけで十分な範囲にわたる順位規準を破る。第三に第2成分に対応する生理学的事象が存在しない可能性である。指尖における第2ピークが末梢反射でないならば13,12）、当てはめられた第2成分は数学的な部品であって、その位置が血管の性質を追う理由がない。これは本研究で用いたモデルの欠陥ではなく前提の欠陥である。第四に前進波の裾の混入であり3）、その分離は選んだ基底の裾の減衰の速さに依存する。これは第一の機構の別の言い方でもある。第五に情報を伴わない自由度である。特徴点法は3点を読む。分解法は8から20の母数を当てはめ、そこから2点を構成する。母数が増えても波形の情報は増えず、推定の誤差のみが増える。</w:t>
+        <w:t xml:space="preserve">我々の観測と整合する機構は5つあり、排他的ではなく、寄与を分離してはいない。第一に同定不能である。ガンマ経路で採択された拍の87.4%において母数が探索範囲の境界にあり、範囲を広げてもこの割合は89から99%で変わらない。したがってこの張り付きは範囲が解を決めていることではなく、この族の母数がこれらの拍で同定されていないことを示す。成分を増やすと残差と相関がともに低下し、同一の波形から得られるΔTが基底によって264 msから640 msまで動く。問題が同定不能であるとき、当てはめが返すものはデータと同じだけ探索の設計によって決まる。第二に応答が単調でないことであり、これだけで十分な範囲にわたる順位規準を破る。第三に第2成分に対応する生理学的事象が存在しない可能性である。指尖における第2ピークが末梢反射でないならば11,10）、当てはめられた第2成分は数学的な部品であって、その位置が血管の性質を追う理由がない。これは本研究で用いたモデルの欠陥ではなく前提の欠陥である。第四に前進波の裾の混入であり1）、その分離は選んだ基底の裾の減衰の速さに依存する。これは第一の機構の別の言い方でもある。第五に情報を伴わない自由度である。特徴点法は3点を読む。分解法は8から20の母数を当てはめ、そこから2点を構成する。母数が増えても波形の情報は増えず、推定の誤差のみが増える。</w:t>
       </w:r>
     </w:p>
     <w:p>

--- a/docs/manuscript/paper2/論文2_和文要旨_本文.docx
+++ b/docs/manuscript/paper2/論文2_和文要旨_本文.docx
@@ -298,7 +298,7 @@
           <w:rFonts w:ascii="游明朝" w:cs="游明朝" w:eastAsia="游明朝" w:hAnsi="游明朝"/>
           <w:color w:val="000000"/>
         </w:rPr>
-        <w:t xml:space="preserve">指尖光電容積脈波を元の標本化周波数500 Hzのまま、仮想被験者あたり1拍用いた。前処理はすべての指標系で同一とし、4次の零位相Butterworth低域通過フィルタ、拍の両足を結ぶ直線の除去（足は拍の外側8%の範囲の最小値とした5））、および振幅の正規化を行った。本研究で比べる指標はいずれも比または時間間隔であるため、振幅の正規化は約分される。</w:t>
+        <w:t xml:space="preserve">指尖光電容積脈波を元の標本化周波数500 Hzのまま、仮想被験者あたり1拍用いた。前処理はすべての指標系で同一とし、遮断18 Hzの4次の零位相Butterworth低域通過フィルタ（Tigges 2017・Couceiro 2015 に合わせた）、拍の両足を結ぶ直線の除去（足は拍の外側8%の範囲の最小値とした5））、および振幅の正規化を行った。本研究で比べる指標はいずれも比または時間間隔であるため、振幅の正規化は約分される。</w:t>
       </w:r>
     </w:p>
     <w:p>
@@ -357,7 +357,7 @@
           <w:rFonts w:ascii="游明朝" w:cs="游明朝" w:eastAsia="游明朝" w:hAnsi="游明朝"/>
           <w:color w:val="000000"/>
         </w:rPr>
-        <w:t xml:space="preserve">第2成分の位置は第1成分からのオフセットΔμで持たせ、探索範囲を0.08〜0.60 sとした。母数8個を8点の初期値から信頼領域反射法による非線形最小二乗で当てはめ、残差二乗和が最小の解を採る。許容差を10⁻³として、次のいずれかに該当する解は収束検算により棄却する。すなわち、いずれかの母数が探索範囲の境界から10⁻³以内にある解（歪度の下限0は対称なガウス関数という正当な解であるため除く）、2成分のピーク高さの小さい方が正規化スケールで0.02未満の解、および残差二乗和が最良解の1.15倍以内でΔμが0.03 s以上離れた競合解のうち反射係数が0.08以上異なるものが存在する解である。歪度が0でないとき成分のピークはμに一致しないため、ピークの時刻と高さは当てはめ区間を4,000点に離散化して数値的に求めた。ΔT_PDAは2成分のピーク時刻の差、RI_PDAはピーク高さの比であり、後者は振幅母数の比a₂/a₁ではない。第2版は文献5編を全文で読んだうえで作り直したもので、前述の前処理4,5）、特徴点に重みを置いた重み付き最小二乗、および当てはめの採否をWangの規準7）に従わせる変更を加えた。すなわち、残差の小ささではなく、計測した特徴点の位置を再現したかで採否を決める（特徴点の時刻の絶対誤差の総和6 ms以下、振幅の誤差0.01以下）。基底は歪みガウスとガンマの2系統を併走させた。</w:t>
+        <w:t xml:space="preserve">第2成分の位置は第1成分からのオフセットΔμで持たせ、探索範囲を0.08〜0.60 sとした。母数8個を8点の初期値から信頼領域反射法による非線形最小二乗で当てはめ、残差二乗和が最小の解を採る。許容差を10⁻³として、次のいずれかに該当する解は収束検算により棄却する。すなわち、いずれかの母数が探索範囲の境界から10⁻³以内にある解（歪度の下限0は対称なガウス関数という正当な解であるため除く）、2成分のピーク高さの小さい方が正規化スケールで0.02未満の解、および残差二乗和が最良解の1.15倍以内でΔμが0.03 s以上離れた競合解のうち反射係数が0.08以上異なるものが存在する解である。歪度が0でないとき成分のピークはμに一致しないため、ピークの時刻と高さは当てはめ区間を4,000点に離散化して数値的に求めた。ΔT_PDAは2成分のピーク時刻の差、RI_PDAはピーク高さの比であり、後者は振幅母数の比a₂/a₁ではない。第2版は文献5編を全文で読んだうえで作り直したもので、前述の前処理4,5）、特徴点に重みを置いた重み付き最小二乗、および当てはめの採否をWangの規準7）に従わせる変更を加えた。すなわち、残差の小ささではなく、計測した特徴点の位置を再現したかで採否を決める（特徴点の時刻の絶対誤差の総和6 ms以下、振幅の誤差0.01以下）。ΔTの不確かさが20 msを超える当てはめも採用しない。この20 msは、ΔTの標準誤差、競合解にわたるΔTの広がり、および反射波の候補どうしの僅差の3か所に同じ値を用いる。いずれも同じ量を表しており、まとめて凍結したためである。基底は歪みガウスとガンマの2系統を併走させた。</w:t>
       </w:r>
     </w:p>
     <w:p>

--- a/docs/manuscript/paper2/論文2_和文要旨_本文.docx
+++ b/docs/manuscript/paper2/論文2_和文要旨_本文.docx
@@ -502,7 +502,7 @@
           <w:rFonts w:ascii="游明朝" w:cs="游明朝" w:eastAsia="游明朝" w:hAnsi="游明朝"/>
           <w:color w:val="000000"/>
         </w:rPr>
-        <w:t xml:space="preserve">Python〔版を記入〕、NumPy、SciPy、pandasを用いた。解析コード、事前に固定した判定規準の文書、および結果の表はgithub.com/nobumitsu-3141/ppg-pda-analysisにあり、Zenodoに登録してある（doi:10.5281/zenodo.22676039、v1.0.0）。分解モジュールの版識別子を出力の各行に記録した。</w:t>
+        <w:t xml:space="preserve">Python〔版を記入〕、NumPy、SciPy、pandasを用いた。解析コード、事前に固定した判定規準の文書、および結果の表はgithub.com/nobumitsu-3141/ppg-pda-analysisにあり、Zenodoに登録してある（doi:10.5281/zenodo.22676038。全版を指すDOIで、常に最新版に解決する。本稿の解析はv1.0.0で行った）。分解モジュールの版識別子を出力の各行に記録した。</w:t>
       </w:r>
     </w:p>
     <w:p>
